--- a/Fase 2/Evidencias Proyecto/Evidencias de Documentación/EDT_Hitos Desarrollo y Diccionario CuTuCo.docx
+++ b/Fase 2/Evidencias Proyecto/Evidencias de Documentación/EDT_Hitos Desarrollo y Diccionario CuTuCo.docx
@@ -549,7 +549,7 @@
         <w:rPr>
           <w:rFonts w:asciiTheme="majorHAnsi" w:hAnsiTheme="majorHAnsi" w:cstheme="majorHAnsi"/>
         </w:rPr>
-        <w:t xml:space="preserve">Nosotros utilizaremos este documento para descomponer el trabajo del proyecto CuTuCo en componentes manejables, definir hitos verificables y dejar claro qué significa terminar cada componente. </w:t>
+        <w:t xml:space="preserve">Utilizaremos este documento para descomponer el trabajo del proyecto CuTuCo en componentes manejables, definir hitos verificables y dejar claro qué significa terminar cada componente. </w:t>
       </w:r>
       <w:r>
         <w:rPr>
@@ -617,7 +617,7 @@
                 <w:rFonts w:asciiTheme="majorHAnsi" w:hAnsiTheme="majorHAnsi" w:cstheme="majorHAnsi"/>
                 <w:sz w:val="19"/>
               </w:rPr>
-              <w:t>nosotros tomamos como referencia el alcance validado del proyecto, ya actualizado después de revisar los 26 requerimientos del ERS. Queda: autenticación multirrol con Supabase Auth, módulos Cliente/Vendedor/Administración, pago con Webpay Plus donde CuTuCo retiene la venta y paga al vendedor con un payout manual, calificaciones simples y sanciones manuales, código de verificación en la entrega, acceso sin login, restricción de venta por región, seguimiento de delivery por estados y un panel administrativo reducido. Sale del alcance: historial de precios, avisos de stock bajo, evidencia fotográfica, geolocalización, sello “Cosecha del día”, múltiples administradores, retención del carnet y rate limiting propio.</w:t>
+              <w:t>nosotros tomamos como referencia el alcance validado del proyecto, ya actualizado después de revisar los 26 requerimientos del ERS. Queda: autenticación multirrol con Supabase Auth, módulos Cliente/Vendedor/Administración, pago con Webpay Mall (Split Payment) donde la pasarela captura y dispersa en tiempo real sin que CuTuCo retenga fondos ni ejecute payouts, aprobación de vendedores con verificación documental KYB e ingreso del Código de Comercio Mall, calificaciones simples y sanciones manuales, código de verificación en la entrega, acceso sin login, restricción de venta por región, seguimiento de delivery por estados y un panel administrativo reducido. Sale del alcance: historial de precios, avisos de stock bajo, evidencia fotográfica, geolocalización, sello “Cosecha del día”, múltiples administradores, retención del carnet y rate limiting propio.</w:t>
             </w:r>
           </w:p>
         </w:tc>
@@ -647,7 +647,7 @@
         <w:rPr>
           <w:rFonts w:asciiTheme="majorHAnsi" w:hAnsiTheme="majorHAnsi" w:cstheme="majorHAnsi"/>
         </w:rPr>
-        <w:t>Nosotros partimos de un MVP existente desarrollado con Ionic 8 + Angular 18 y SQLite. Ese MVP ya tiene autenticación con perfiles multirrol, catálogo y carrito, gestión de stock y cámara para el vendedor, y CRUD administrativo. Su límite es que toda la lógica corre dentro de la app y las compras solo se confirman con una alerta, sin pasarela de pago real. Para el Capstone nosotros realizaremos una reingeniería hacia una solución desacoplada: frontend Vue.js con Vite en Vercel, backend FastAPI + Docker en GCP Cloud Run para las reglas de negocio y Supabase (PostgreSQL, Auth, PostgREST y Storage) para datos y autenticación, con modelado en pgModeler y administración en DBeaver.</w:t>
+        <w:t>Partimos de un MVP existente desarrollado con Ionic 8 + Angular 18 y SQLite. Ese MVP ya tiene autenticación con perfiles multirrol, catálogo y carrito, gestión de stock y cámara para el vendedor, y CRUD administrativo. Su límite es que toda la lógica corre dentro de la app y las compras solo se confirman con una alerta, sin pasarela de pago real. Para el Capstone nosotros realizaremos una reingeniería hacia una solución desacoplada: frontend Vue.js con Vite en Vercel, backend FastAPI + Docker en GCP Cloud Run para las reglas de negocio y Supabase (PostgreSQL, Auth, PostgREST y Storage) para datos y autenticación, con modelado en pgModeler y administración en DBeaver.</w:t>
       </w:r>
     </w:p>
     <w:p>
@@ -660,7 +660,7 @@
         <w:rPr>
           <w:rFonts w:asciiTheme="majorHAnsi" w:hAnsiTheme="majorHAnsi" w:cstheme="majorHAnsi"/>
         </w:rPr>
-        <w:t>CuTuCo es un marketplace y no una tienda de un solo vendedor. La plataforma no tiene stock propio: conecta a muchos productores con muchos compradores y se encarga de la confianza, el cobro y las reglas de venta. Por eso la EDT incluye roles distintos, aprobación de productores, pago con retención y seguimiento de la entrega, que un e-commerce simple no necesita.</w:t>
+        <w:t>CuTuCo es un marketplace y no una tienda de un solo vendedor. La plataforma no tiene stock propio: conecta a muchos productores con muchos compradores y se encarga de la confianza, el cobro y las reglas de venta. Por eso la EDT incluye roles distintos, aprobación de productores con código de comercio Mall, pago con dispersión por pasarela y seguimiento de la entrega, que un e-commerce simple no necesita.</w:t>
       </w:r>
     </w:p>
     <w:p>
@@ -673,7 +673,7 @@
         <w:rPr>
           <w:rFonts w:asciiTheme="majorHAnsi" w:hAnsiTheme="majorHAnsi" w:cstheme="majorHAnsi"/>
         </w:rPr>
-        <w:t>El trabajo se realizará con un enfoque tradicional y estructurado en cuatro fases. Debido a que somos dos personas, nosotros mantendremos una división principal entre backend y frontend, pero arquitectura, pruebas, documentación, control de cambios y coordinación serán responsabilidades compartidas. Los entregables de cada fase son estos:</w:t>
+        <w:t>El trabajo se realizará con un enfoque tradicional y estructurado en cuatro fases de ciclo de vida. La EDT descompone ese trabajo en seis bloques (1.0 a 6.0) que se agrupan en esas cuatro fases: el bloque 1.0 en la Fase 1; el bloque 2.0 en la Fase 2; los bloques 3.0, 4.0 y 5.0 en la Fase 3 (se ejecutan en paralelo: backend, frontend e infraestructura); y el bloque 6.0 en la Fase 4. Debido a que somos dos personas, nosotros mantendremos una división principal entre backend y frontend, pero arquitectura, pruebas, documentación, control de cambios y coordinación serán responsabilidades compartidas. Los entregables de cada fase son estos:</w:t>
       </w:r>
     </w:p>
     <w:p>
@@ -693,7 +693,7 @@
         <w:rPr>
           <w:rFonts w:asciiTheme="majorHAnsi" w:hAnsiTheme="majorHAnsi" w:cstheme="majorHAnsi"/>
         </w:rPr>
-        <w:t>Acta de Constitución del Proyecto, EDT, Hitos de Desarrollo y Diccionario, Carta Gantt, Matriz de Responsabilidades (RACI), Matriz de Riesgos y Plan de Pruebas Inicial. Salen de los paquetes 1.1 a 1.3.</w:t>
+        <w:t>Acta de Constitución del Proyecto, EDT, Hitos de Desarrollo y Diccionario, Carta Gantt, Matriz de Responsabilidades (RACI), Matriz de Riesgos y Plan de Pruebas Inicial. Salen de los paquetes 1.1 a 1.4 (bloque 1.0, Gestión del proyecto).</w:t>
       </w:r>
     </w:p>
     <w:p>
@@ -713,7 +713,7 @@
         <w:rPr>
           <w:rFonts w:asciiTheme="majorHAnsi" w:hAnsiTheme="majorHAnsi" w:cstheme="majorHAnsi"/>
         </w:rPr>
-        <w:t>Documento de Especificación de Requerimientos (ERS), Modelos de Datos y Arquitectura, Mockups de Interfaz de Sistemas y Plan de Calidad y de Costos. Salen de los paquetes 2.1 a 2.5.</w:t>
+        <w:t>Documento de Especificación de Requerimientos (ERS), Modelos de Datos y Arquitectura, Mockups de Interfaz de Sistemas y Plan de Calidad y de Costos. Salen de los paquetes 2.1 a 2.5 (bloque 2.0, Análisis y diseño).</w:t>
       </w:r>
     </w:p>
     <w:p>
@@ -733,7 +733,7 @@
         <w:rPr>
           <w:rFonts w:asciiTheme="majorHAnsi" w:hAnsiTheme="majorHAnsi" w:cstheme="majorHAnsi"/>
         </w:rPr>
-        <w:t>Código Fuente y Documentación Interna, Base de Datos y Scripts de Creación, Minuta de Control de Programación y Verificación de Alcances. Salen de los bloques 3.0, 4.0 y 5.0, de las minutas del paquete 1.3 y del paquete 6.4.</w:t>
+        <w:t>Código Fuente y Documentación Interna, Base de Datos y Scripts de Creación, Minuta de Control de Programación y Verificación de Alcances. Salen de los bloques 3.0, 4.0 y 5.0, de las minutas del paquete 1.3 y del paquete 6.6.</w:t>
       </w:r>
     </w:p>
     <w:p>
@@ -753,7 +753,7 @@
         <w:rPr>
           <w:rFonts w:asciiTheme="majorHAnsi" w:hAnsiTheme="majorHAnsi" w:cstheme="majorHAnsi"/>
         </w:rPr>
-        <w:t>Plan de Pruebas Final y Reporte de Estatus Final, Plan de Implantación, Soporte y Mantenimiento, y Manuales de Usuario y de Administrador. Salen de los paquetes 6.1 a 6.7.</w:t>
+        <w:t>Plan de Pruebas Final y Reporte de Estatus Final, Plan de Implantación, Soporte y Mantenimiento, y Manuales de Usuario y de Administrador. Salen de los paquetes 6.1 a 6.7 (bloque 6.0, Pruebas, implementación y cierre).</w:t>
       </w:r>
     </w:p>
     <w:p>
@@ -2019,7 +2019,7 @@
                 <w:rFonts w:asciiTheme="majorHAnsi" w:hAnsiTheme="majorHAnsi" w:cstheme="majorHAnsi"/>
                 <w:sz w:val="17"/>
               </w:rPr>
-              <w:t>Pagos en custodia, payouts y Webpay Plus</w:t>
+              <w:t>Pagos con Webpay Mall (Split Payment)</w:t>
             </w:r>
           </w:p>
         </w:tc>
@@ -3466,7 +3466,7 @@
         <w:rPr>
           <w:rFonts w:asciiTheme="majorHAnsi" w:hAnsiTheme="majorHAnsi" w:cstheme="majorHAnsi"/>
         </w:rPr>
-        <w:t>Nosotros leeremos la EDT de arriba hacia abajo. El nivel 0 representa el proyecto completo. Los niveles 1, 2, 3, 4, 5 y 6 agrupan el trabajo por naturaleza. El nivel siguiente identifica paquetes concretos que podemos programar, asignar y cerrar con evidencia.</w:t>
+        <w:t>Leeremos la EDT de arriba hacia abajo. El nivel 0 representa el proyecto completo. Los niveles 1, 2, 3, 4, 5 y 6 agrupan el trabajo por naturaleza. El nivel siguiente identifica paquetes concretos que podemos programar, asignar y cerrar con evidencia.</w:t>
       </w:r>
     </w:p>
     <w:p>
@@ -3858,7 +3858,7 @@
                 <w:rFonts w:asciiTheme="majorHAnsi" w:hAnsiTheme="majorHAnsi" w:cstheme="majorHAnsi"/>
                 <w:sz w:val="15"/>
               </w:rPr>
-              <w:t>Nosotros revisaremos que la planificación esté completa y que el trabajo de los dos integrantes quede trazable.</w:t>
+              <w:t>Revisaremos que la planificación esté completa y que el trabajo de los dos integrantes quede trazable.</w:t>
             </w:r>
           </w:p>
         </w:tc>
@@ -4021,7 +4021,7 @@
                 <w:rFonts w:asciiTheme="majorHAnsi" w:hAnsiTheme="majorHAnsi" w:cstheme="majorHAnsi"/>
                 <w:sz w:val="15"/>
               </w:rPr>
-              <w:t>Nosotros comprobaremos que los requisitos y diseños estén listos antes de cerrar los bloques de construcción.</w:t>
+              <w:t>Comprobaremos que los requisitos y diseños estén listos antes de cerrar los bloques de construcción.</w:t>
             </w:r>
           </w:p>
         </w:tc>
@@ -4184,7 +4184,7 @@
                 <w:rFonts w:asciiTheme="majorHAnsi" w:hAnsiTheme="majorHAnsi" w:cstheme="majorHAnsi"/>
                 <w:sz w:val="15"/>
               </w:rPr>
-              <w:t>Nosotros validaremos que los componentes principales estén conectados y que las funciones críticas puedan probarse.</w:t>
+              <w:t>Validaremos que los componentes principales estén conectados y que las funciones críticas puedan probarse.</w:t>
             </w:r>
           </w:p>
         </w:tc>
@@ -4295,7 +4295,7 @@
                 <w:rFonts w:asciiTheme="majorHAnsi" w:hAnsiTheme="majorHAnsi" w:cstheme="majorHAnsi"/>
                 <w:sz w:val="15"/>
               </w:rPr>
-              <w:t>Checkout con Webpay, pago retenido, payouts, código de entrega, calificaciones, API y navegación crítica ejecutados y registrados.</w:t>
+              <w:t>Checkout con Webpay Mall, dispersión (Split Payment), código de entrega, calificaciones, API y navegación crítica ejecutados y registrados.</w:t>
             </w:r>
           </w:p>
         </w:tc>
@@ -4347,7 +4347,7 @@
                 <w:rFonts w:asciiTheme="majorHAnsi" w:hAnsiTheme="majorHAnsi" w:cstheme="majorHAnsi"/>
                 <w:sz w:val="15"/>
               </w:rPr>
-              <w:t>Nosotros revisaremos los resultados y repetiremos las pruebas que fallen después de cada corrección.</w:t>
+              <w:t>Revisaremos los resultados y repetiremos las pruebas que fallen después de cada corrección.</w:t>
             </w:r>
           </w:p>
         </w:tc>
@@ -4380,8 +4380,171 @@
                 <w:b/>
                 <w:sz w:val="15"/>
               </w:rPr>
+              <w:t>H05</w:t>
+            </w:r>
+          </w:p>
+        </w:tc>
+        <w:tc>
+          <w:tcPr>
+            <w:tcW w:w="1872" w:type="dxa"/>
+            <w:tcMar>
+              <w:top w:w="80" w:type="dxa"/>
+              <w:left w:w="80" w:type="dxa"/>
+              <w:bottom w:w="80" w:type="dxa"/>
+              <w:right w:w="80" w:type="dxa"/>
+            </w:tcMar>
+          </w:tcPr>
+          <w:p>
+            <w:pPr>
+              <w:spacing w:after="0"/>
+              <w:rPr>
+                <w:rFonts w:asciiTheme="majorHAnsi" w:hAnsiTheme="majorHAnsi" w:cstheme="majorHAnsi"/>
+              </w:rPr>
+            </w:pPr>
+            <w:r>
+              <w:rPr>
+                <w:rFonts w:asciiTheme="majorHAnsi" w:hAnsiTheme="majorHAnsi" w:cstheme="majorHAnsi"/>
+                <w:sz w:val="15"/>
+              </w:rPr>
+              <w:t>Cierre del desarrollo y estabilización</w:t>
+            </w:r>
+          </w:p>
+        </w:tc>
+        <w:tc>
+          <w:tcPr>
+            <w:tcW w:w="1037" w:type="dxa"/>
+            <w:tcMar>
+              <w:top w:w="80" w:type="dxa"/>
+              <w:left w:w="80" w:type="dxa"/>
+              <w:bottom w:w="80" w:type="dxa"/>
+              <w:right w:w="80" w:type="dxa"/>
+            </w:tcMar>
+          </w:tcPr>
+          <w:p>
+            <w:pPr>
+              <w:spacing w:after="0"/>
+              <w:rPr>
+                <w:rFonts w:asciiTheme="majorHAnsi" w:hAnsiTheme="majorHAnsi" w:cstheme="majorHAnsi"/>
+              </w:rPr>
+            </w:pPr>
+            <w:r>
+              <w:rPr>
+                <w:rFonts w:asciiTheme="majorHAnsi" w:hAnsiTheme="majorHAnsi" w:cstheme="majorHAnsi"/>
+                <w:sz w:val="15"/>
+              </w:rPr>
+              <w:t>Semana 11 - 26/11/2026</w:t>
+            </w:r>
+          </w:p>
+        </w:tc>
+        <w:tc>
+          <w:tcPr>
+            <w:tcW w:w="2880" w:type="dxa"/>
+            <w:tcMar>
+              <w:top w:w="80" w:type="dxa"/>
+              <w:left w:w="80" w:type="dxa"/>
+              <w:bottom w:w="80" w:type="dxa"/>
+              <w:right w:w="80" w:type="dxa"/>
+            </w:tcMar>
+          </w:tcPr>
+          <w:p>
+            <w:pPr>
+              <w:spacing w:after="0"/>
+              <w:rPr>
+                <w:rFonts w:asciiTheme="majorHAnsi" w:hAnsiTheme="majorHAnsi" w:cstheme="majorHAnsi"/>
+              </w:rPr>
+            </w:pPr>
+            <w:r>
+              <w:rPr>
+                <w:rFonts w:asciiTheme="majorHAnsi" w:hAnsiTheme="majorHAnsi" w:cstheme="majorHAnsi"/>
+                <w:sz w:val="15"/>
+              </w:rPr>
+              <w:t>Alcance verificado contra los 21 requerimientos que quedan, defectos críticos tratados y versión estable preparada para cierre.</w:t>
+            </w:r>
+          </w:p>
+        </w:tc>
+        <w:tc>
+          <w:tcPr>
+            <w:tcW w:w="1512" w:type="dxa"/>
+            <w:tcMar>
+              <w:top w:w="80" w:type="dxa"/>
+              <w:left w:w="80" w:type="dxa"/>
+              <w:bottom w:w="80" w:type="dxa"/>
+              <w:right w:w="80" w:type="dxa"/>
+            </w:tcMar>
+          </w:tcPr>
+          <w:p>
+            <w:pPr>
+              <w:spacing w:after="0"/>
+              <w:rPr>
+                <w:rFonts w:asciiTheme="majorHAnsi" w:hAnsiTheme="majorHAnsi" w:cstheme="majorHAnsi"/>
+              </w:rPr>
+            </w:pPr>
+            <w:r>
+              <w:rPr>
+                <w:rFonts w:asciiTheme="majorHAnsi" w:hAnsiTheme="majorHAnsi" w:cstheme="majorHAnsi"/>
+                <w:sz w:val="15"/>
+              </w:rPr>
+              <w:t>6.4-6.5</w:t>
+            </w:r>
+          </w:p>
+        </w:tc>
+        <w:tc>
+          <w:tcPr>
+            <w:tcW w:w="1843" w:type="dxa"/>
+            <w:tcMar>
+              <w:top w:w="80" w:type="dxa"/>
+              <w:left w:w="80" w:type="dxa"/>
+              <w:bottom w:w="80" w:type="dxa"/>
+              <w:right w:w="80" w:type="dxa"/>
+            </w:tcMar>
+          </w:tcPr>
+          <w:p>
+            <w:pPr>
+              <w:spacing w:after="0"/>
+              <w:rPr>
+                <w:rFonts w:asciiTheme="majorHAnsi" w:hAnsiTheme="majorHAnsi" w:cstheme="majorHAnsi"/>
+              </w:rPr>
+            </w:pPr>
+            <w:r>
+              <w:rPr>
+                <w:rFonts w:asciiTheme="majorHAnsi" w:hAnsiTheme="majorHAnsi" w:cstheme="majorHAnsi"/>
+                <w:sz w:val="15"/>
+              </w:rPr>
+              <w:t>Compararemos lo construido con los 21 requerimientos que quedan y comprobaremos que no haya pendientes que impidan la entrega.</w:t>
+            </w:r>
+          </w:p>
+        </w:tc>
+      </w:tr>
+      <w:tr>
+        <w:trPr>
+          <w:cantSplit/>
+          <w:jc w:val="center"/>
+        </w:trPr>
+        <w:tc>
+          <w:tcPr>
+            <w:tcW w:w="792" w:type="dxa"/>
+            <w:tcMar>
+              <w:top w:w="80" w:type="dxa"/>
+              <w:left w:w="80" w:type="dxa"/>
+              <w:bottom w:w="80" w:type="dxa"/>
+              <w:right w:w="80" w:type="dxa"/>
+            </w:tcMar>
+          </w:tcPr>
+          <w:p>
+            <w:pPr>
+              <w:spacing w:after="0"/>
+              <w:rPr>
+                <w:rFonts w:asciiTheme="majorHAnsi" w:hAnsiTheme="majorHAnsi" w:cstheme="majorHAnsi"/>
+              </w:rPr>
+            </w:pPr>
+            <w:r>
+              <w:rPr>
+                <w:rFonts w:asciiTheme="majorHAnsi" w:hAnsiTheme="majorHAnsi" w:cstheme="majorHAnsi"/>
+                <w:b/>
+                <w:sz w:val="15"/>
+              </w:rPr>
               <w:lastRenderedPageBreak/>
-              <w:t>H05</w:t>
+              <w:t>H06</w:t>
             </w:r>
           </w:p>
         </w:tc>
@@ -4407,7 +4570,7 @@
                 <w:rFonts w:asciiTheme="majorHAnsi" w:hAnsiTheme="majorHAnsi" w:cstheme="majorHAnsi"/>
                 <w:sz w:val="15"/>
               </w:rPr>
-              <w:t>Cierre del desarrollo y estabilización</w:t>
+              <w:t>Cierre de la documentación técnica</w:t>
             </w:r>
           </w:p>
         </w:tc>
@@ -4433,7 +4596,7 @@
                 <w:rFonts w:asciiTheme="majorHAnsi" w:hAnsiTheme="majorHAnsi" w:cstheme="majorHAnsi"/>
                 <w:sz w:val="15"/>
               </w:rPr>
-              <w:t>Semana 11 - 26/11/2026</w:t>
+              <w:t>Semana 12 - 03/12/2026</w:t>
             </w:r>
           </w:p>
         </w:tc>
@@ -4459,7 +4622,7 @@
                 <w:rFonts w:asciiTheme="majorHAnsi" w:hAnsiTheme="majorHAnsi" w:cstheme="majorHAnsi"/>
                 <w:sz w:val="15"/>
               </w:rPr>
-              <w:t>Alcance verificado contra los 21 requerimientos que quedan, defectos críticos tratados y versión estable preparada para cierre.</w:t>
+              <w:t>Despliegue, soporte, mantenimiento y manuales de usuario y administrador preparados y revisados.</w:t>
             </w:r>
           </w:p>
         </w:tc>
@@ -4485,7 +4648,7 @@
                 <w:rFonts w:asciiTheme="majorHAnsi" w:hAnsiTheme="majorHAnsi" w:cstheme="majorHAnsi"/>
                 <w:sz w:val="15"/>
               </w:rPr>
-              <w:t>6.4-6.5</w:t>
+              <w:t>6.5-6.6</w:t>
             </w:r>
           </w:p>
         </w:tc>
@@ -4511,7 +4674,7 @@
                 <w:rFonts w:asciiTheme="majorHAnsi" w:hAnsiTheme="majorHAnsi" w:cstheme="majorHAnsi"/>
                 <w:sz w:val="15"/>
               </w:rPr>
-              <w:t>Nosotros compararemos lo construido con los 21 requerimientos que quedan y comprobaremos que no haya pendientes que impidan la entrega.</w:t>
+              <w:t>Revisaremos que la documentación coincida con la versión realmente implementada.</w:t>
             </w:r>
           </w:p>
         </w:tc>
@@ -4544,7 +4707,7 @@
                 <w:b/>
                 <w:sz w:val="15"/>
               </w:rPr>
-              <w:t>H06</w:t>
+              <w:t>H07</w:t>
             </w:r>
           </w:p>
         </w:tc>
@@ -4570,7 +4733,7 @@
                 <w:rFonts w:asciiTheme="majorHAnsi" w:hAnsiTheme="majorHAnsi" w:cstheme="majorHAnsi"/>
                 <w:sz w:val="15"/>
               </w:rPr>
-              <w:t>Cierre de la documentación técnica</w:t>
+              <w:t>Entrega final</w:t>
             </w:r>
           </w:p>
         </w:tc>
@@ -4596,7 +4759,7 @@
                 <w:rFonts w:asciiTheme="majorHAnsi" w:hAnsiTheme="majorHAnsi" w:cstheme="majorHAnsi"/>
                 <w:sz w:val="15"/>
               </w:rPr>
-              <w:t>Semana 12 - 03/12/2026</w:t>
+              <w:t>Semana 13 - 10/12/2026</w:t>
             </w:r>
           </w:p>
         </w:tc>
@@ -4622,7 +4785,7 @@
                 <w:rFonts w:asciiTheme="majorHAnsi" w:hAnsiTheme="majorHAnsi" w:cstheme="majorHAnsi"/>
                 <w:sz w:val="15"/>
               </w:rPr>
-              <w:t>Despliegue, soporte, mantenimiento y manuales de usuario y administrador preparados y revisados.</w:t>
+              <w:t>Informe final, evidencias, presentación y versión entregable preparados.</w:t>
             </w:r>
           </w:p>
         </w:tc>
@@ -4648,7 +4811,7 @@
                 <w:rFonts w:asciiTheme="majorHAnsi" w:hAnsiTheme="majorHAnsi" w:cstheme="majorHAnsi"/>
                 <w:sz w:val="15"/>
               </w:rPr>
-              <w:t>6.5-6.6</w:t>
+              <w:t>6.7</w:t>
             </w:r>
           </w:p>
         </w:tc>
@@ -4674,170 +4837,7 @@
                 <w:rFonts w:asciiTheme="majorHAnsi" w:hAnsiTheme="majorHAnsi" w:cstheme="majorHAnsi"/>
                 <w:sz w:val="15"/>
               </w:rPr>
-              <w:t>Nosotros revisaremos que la documentación coincida con la versión realmente implementada.</w:t>
-            </w:r>
-          </w:p>
-        </w:tc>
-      </w:tr>
-      <w:tr>
-        <w:trPr>
-          <w:cantSplit/>
-          <w:jc w:val="center"/>
-        </w:trPr>
-        <w:tc>
-          <w:tcPr>
-            <w:tcW w:w="792" w:type="dxa"/>
-            <w:tcMar>
-              <w:top w:w="80" w:type="dxa"/>
-              <w:left w:w="80" w:type="dxa"/>
-              <w:bottom w:w="80" w:type="dxa"/>
-              <w:right w:w="80" w:type="dxa"/>
-            </w:tcMar>
-          </w:tcPr>
-          <w:p>
-            <w:pPr>
-              <w:spacing w:after="0"/>
-              <w:rPr>
-                <w:rFonts w:asciiTheme="majorHAnsi" w:hAnsiTheme="majorHAnsi" w:cstheme="majorHAnsi"/>
-              </w:rPr>
-            </w:pPr>
-            <w:r>
-              <w:rPr>
-                <w:rFonts w:asciiTheme="majorHAnsi" w:hAnsiTheme="majorHAnsi" w:cstheme="majorHAnsi"/>
-                <w:b/>
-                <w:sz w:val="15"/>
-              </w:rPr>
-              <w:t>H07</w:t>
-            </w:r>
-          </w:p>
-        </w:tc>
-        <w:tc>
-          <w:tcPr>
-            <w:tcW w:w="1872" w:type="dxa"/>
-            <w:tcMar>
-              <w:top w:w="80" w:type="dxa"/>
-              <w:left w:w="80" w:type="dxa"/>
-              <w:bottom w:w="80" w:type="dxa"/>
-              <w:right w:w="80" w:type="dxa"/>
-            </w:tcMar>
-          </w:tcPr>
-          <w:p>
-            <w:pPr>
-              <w:spacing w:after="0"/>
-              <w:rPr>
-                <w:rFonts w:asciiTheme="majorHAnsi" w:hAnsiTheme="majorHAnsi" w:cstheme="majorHAnsi"/>
-              </w:rPr>
-            </w:pPr>
-            <w:r>
-              <w:rPr>
-                <w:rFonts w:asciiTheme="majorHAnsi" w:hAnsiTheme="majorHAnsi" w:cstheme="majorHAnsi"/>
-                <w:sz w:val="15"/>
-              </w:rPr>
-              <w:t>Entrega final</w:t>
-            </w:r>
-          </w:p>
-        </w:tc>
-        <w:tc>
-          <w:tcPr>
-            <w:tcW w:w="1037" w:type="dxa"/>
-            <w:tcMar>
-              <w:top w:w="80" w:type="dxa"/>
-              <w:left w:w="80" w:type="dxa"/>
-              <w:bottom w:w="80" w:type="dxa"/>
-              <w:right w:w="80" w:type="dxa"/>
-            </w:tcMar>
-          </w:tcPr>
-          <w:p>
-            <w:pPr>
-              <w:spacing w:after="0"/>
-              <w:rPr>
-                <w:rFonts w:asciiTheme="majorHAnsi" w:hAnsiTheme="majorHAnsi" w:cstheme="majorHAnsi"/>
-              </w:rPr>
-            </w:pPr>
-            <w:r>
-              <w:rPr>
-                <w:rFonts w:asciiTheme="majorHAnsi" w:hAnsiTheme="majorHAnsi" w:cstheme="majorHAnsi"/>
-                <w:sz w:val="15"/>
-              </w:rPr>
-              <w:t>Semana 13 - 10/12/2026</w:t>
-            </w:r>
-          </w:p>
-        </w:tc>
-        <w:tc>
-          <w:tcPr>
-            <w:tcW w:w="2880" w:type="dxa"/>
-            <w:tcMar>
-              <w:top w:w="80" w:type="dxa"/>
-              <w:left w:w="80" w:type="dxa"/>
-              <w:bottom w:w="80" w:type="dxa"/>
-              <w:right w:w="80" w:type="dxa"/>
-            </w:tcMar>
-          </w:tcPr>
-          <w:p>
-            <w:pPr>
-              <w:spacing w:after="0"/>
-              <w:rPr>
-                <w:rFonts w:asciiTheme="majorHAnsi" w:hAnsiTheme="majorHAnsi" w:cstheme="majorHAnsi"/>
-              </w:rPr>
-            </w:pPr>
-            <w:r>
-              <w:rPr>
-                <w:rFonts w:asciiTheme="majorHAnsi" w:hAnsiTheme="majorHAnsi" w:cstheme="majorHAnsi"/>
-                <w:sz w:val="15"/>
-              </w:rPr>
-              <w:t>Informe final, evidencias, presentación y versión entregable preparados.</w:t>
-            </w:r>
-          </w:p>
-        </w:tc>
-        <w:tc>
-          <w:tcPr>
-            <w:tcW w:w="1512" w:type="dxa"/>
-            <w:tcMar>
-              <w:top w:w="80" w:type="dxa"/>
-              <w:left w:w="80" w:type="dxa"/>
-              <w:bottom w:w="80" w:type="dxa"/>
-              <w:right w:w="80" w:type="dxa"/>
-            </w:tcMar>
-          </w:tcPr>
-          <w:p>
-            <w:pPr>
-              <w:spacing w:after="0"/>
-              <w:rPr>
-                <w:rFonts w:asciiTheme="majorHAnsi" w:hAnsiTheme="majorHAnsi" w:cstheme="majorHAnsi"/>
-              </w:rPr>
-            </w:pPr>
-            <w:r>
-              <w:rPr>
-                <w:rFonts w:asciiTheme="majorHAnsi" w:hAnsiTheme="majorHAnsi" w:cstheme="majorHAnsi"/>
-                <w:sz w:val="15"/>
-              </w:rPr>
-              <w:t>6.7</w:t>
-            </w:r>
-          </w:p>
-        </w:tc>
-        <w:tc>
-          <w:tcPr>
-            <w:tcW w:w="1843" w:type="dxa"/>
-            <w:tcMar>
-              <w:top w:w="80" w:type="dxa"/>
-              <w:left w:w="80" w:type="dxa"/>
-              <w:bottom w:w="80" w:type="dxa"/>
-              <w:right w:w="80" w:type="dxa"/>
-            </w:tcMar>
-          </w:tcPr>
-          <w:p>
-            <w:pPr>
-              <w:spacing w:after="0"/>
-              <w:rPr>
-                <w:rFonts w:asciiTheme="majorHAnsi" w:hAnsiTheme="majorHAnsi" w:cstheme="majorHAnsi"/>
-              </w:rPr>
-            </w:pPr>
-            <w:r>
-              <w:rPr>
-                <w:rFonts w:asciiTheme="majorHAnsi" w:hAnsiTheme="majorHAnsi" w:cstheme="majorHAnsi"/>
-                <w:sz w:val="15"/>
-              </w:rPr>
-              <w:t>Nosotros realizaremos una revisión cruzada de archivos, evidencias, producto y presentación antes de entregar.</w:t>
+              <w:t>Realizaremos una revisión cruzada de archivos, evidencias, producto y presentación antes de entregar.</w:t>
             </w:r>
           </w:p>
         </w:tc>
@@ -5081,7 +5081,7 @@
                 <w:rFonts w:asciiTheme="majorHAnsi" w:hAnsiTheme="majorHAnsi" w:cstheme="majorHAnsi"/>
                 <w:sz w:val="16"/>
               </w:rPr>
-              <w:t>FastAPI para reglas de negocio, Supabase Auth (GoTrue), PostgREST y políticas RLS, Webpay Plus, pagos en custodia y payouts, calificaciones y sanciones, persistencia, correos con Resend, pgModeler, DBeaver, Cloud Run y Secret Manager.</w:t>
+              <w:t>FastAPI para reglas de negocio, Supabase Auth (GoTrue), PostgREST y políticas RLS, Webpay Mall (Split Payment), verificación KYB y aprobación de productores, calificaciones y sanciones, persistencia, correos con Resend, pgModeler, DBeaver, Cloud Run y Secret Manager.</w:t>
             </w:r>
           </w:p>
         </w:tc>
@@ -5192,7 +5192,7 @@
                 <w:rFonts w:asciiTheme="majorHAnsi" w:hAnsiTheme="majorHAnsi" w:cstheme="majorHAnsi"/>
                 <w:sz w:val="16"/>
               </w:rPr>
-              <w:t>Vue.js + Vite, catálogo sin login, carrito, registro y login, panel vendedor (productos, stock, cámara para la foto del producto), panel de administración (aprobación de productores, sanciones y pagos), validaciones con Vuelidate, seguimiento de delivery con código y consumo de API.</w:t>
+              <w:t>Vue.js + Vite, catálogo sin login, carrito, registro y login, panel vendedor (productos, stock, cámara para la foto del producto), panel de administración (aprobación de productores con código de comercio Mall, sanciones y reembolsos), validaciones con Vuelidate, seguimiento de delivery con código y consumo de API.</w:t>
             </w:r>
           </w:p>
         </w:tc>
@@ -5367,7 +5367,7 @@
         <w:rPr>
           <w:rFonts w:asciiTheme="majorHAnsi" w:hAnsiTheme="majorHAnsi" w:cstheme="majorHAnsi"/>
         </w:rPr>
-        <w:t>Nosotros dependeremos de Supabase para PostgreSQL, Auth, PostgREST y Storage; Vercel para el frontend; GCP Cloud Run para el backend; Secret Manager para credenciales; Resend para los correos; y Transbank Webpay Plus Test (versión normal, sin Diferido ni Mall) para el flujo de pagos.</w:t>
+        <w:t>Nosotros dependeremos de Supabase para PostgreSQL, Auth, PostgREST y Storage; Vercel para el frontend; GCP Cloud Run para el backend; Secret Manager para credenciales; Resend para los correos; y Transbank Webpay Mall (Split Payment) en ambiente de integración para el flujo de pagos.</w:t>
       </w:r>
     </w:p>
     <w:p>
@@ -5444,7 +5444,6 @@
         <w:rPr>
           <w:rFonts w:cstheme="majorHAnsi"/>
         </w:rPr>
-        <w:lastRenderedPageBreak/>
         <w:t>8. Diccionario de la EDT</w:t>
       </w:r>
     </w:p>
@@ -5472,6 +5471,7 @@
         <w:rPr>
           <w:rFonts w:cstheme="majorHAnsi"/>
         </w:rPr>
+        <w:lastRenderedPageBreak/>
         <w:t>1.1 - Inicio y alcance</w:t>
       </w:r>
     </w:p>
@@ -5674,7 +5674,7 @@
                 <w:rFonts w:asciiTheme="majorHAnsi" w:hAnsiTheme="majorHAnsi" w:cstheme="majorHAnsi"/>
                 <w:sz w:val="17"/>
               </w:rPr>
-              <w:t>Nosotros consolidaremos objetivo, alcance, supuestos, restricciones, integrantes y criterios de cambio. Con la revisión de los 26 requerimientos del ERS dejamos 21 dentro y 5 fuera (RF-008, RF-010, RF-013, RF-015 y RF-016), y simplificamos varios de los que quedan.</w:t>
+              <w:t>Consolidaremos objetivo, alcance, supuestos, restricciones, integrantes y criterios de cambio. Con la revisión de los 26 requerimientos del ERS dejamos 21 dentro y 5 fuera (RF-008, RF-010, RF-013, RF-015 y RF-016), y simplificamos varios de los que quedan.</w:t>
             </w:r>
           </w:p>
         </w:tc>
@@ -6313,7 +6313,7 @@
                 <w:rFonts w:asciiTheme="majorHAnsi" w:hAnsiTheme="majorHAnsi" w:cstheme="majorHAnsi"/>
                 <w:sz w:val="17"/>
               </w:rPr>
-              <w:t>Nosotros prepararemos el Acta de Constitución, la EDT con hitos y diccionario, la Carta Gantt, la matriz RACI, la matriz de riesgos y el Plan de Pruebas Inicial. Los haremos entre los dos y los revisaremos juntos antes de cerrarlos.</w:t>
+              <w:t>Prepararemos el Acta de Constitución, la EDT con hitos y diccionario, la Carta Gantt, la matriz RACI, la matriz de riesgos y el Plan de Pruebas Inicial. Los haremos entre los dos y los revisaremos juntos antes de cerrarlos.</w:t>
             </w:r>
           </w:p>
         </w:tc>
@@ -6952,7 +6952,7 @@
                 <w:rFonts w:asciiTheme="majorHAnsi" w:hAnsiTheme="majorHAnsi" w:cstheme="majorHAnsi"/>
                 <w:sz w:val="17"/>
               </w:rPr>
-              <w:t>Nosotros haremos una revisión semanal de avance, alcance, bloqueos, riesgos y decisiones, y dejaremos lo relevante en la minuta de control de programación. Si un cambio afecta la arquitectura o el alcance, actualizaremos el documento correspondiente.</w:t>
+              <w:t>Haremos una revisión semanal de avance, alcance, bloqueos, riesgos y decisiones, y dejaremos lo relevante en la minuta de control de programación. Si un cambio afecta la arquitectura o el alcance, actualizaremos el documento correspondiente.</w:t>
             </w:r>
           </w:p>
         </w:tc>
@@ -6986,7 +6986,6 @@
                 <w:b/>
                 <w:sz w:val="17"/>
               </w:rPr>
-              <w:lastRenderedPageBreak/>
               <w:t>Planificación</w:t>
             </w:r>
           </w:p>
@@ -7287,6 +7286,7 @@
                 <w:b/>
                 <w:sz w:val="17"/>
               </w:rPr>
+              <w:lastRenderedPageBreak/>
               <w:t>Criterio de aceptación</w:t>
             </w:r>
           </w:p>
@@ -7592,7 +7592,7 @@
                 <w:rFonts w:asciiTheme="majorHAnsi" w:hAnsiTheme="majorHAnsi" w:cstheme="majorHAnsi"/>
                 <w:sz w:val="17"/>
               </w:rPr>
-              <w:t>Nosotros consolidaremos documentos finales, evidencias, pendientes y cierre de decisiones. Ordenaremos en un solo paquete el repositorio, el informe, las minutas y los resultados de pruebas.</w:t>
+              <w:t>Consolidaremos documentos finales, evidencias, pendientes y cierre de decisiones. Ordenaremos en un solo paquete el repositorio, el informe, las minutas y los resultados de pruebas.</w:t>
             </w:r>
           </w:p>
         </w:tc>
@@ -8231,7 +8231,7 @@
                 <w:rFonts w:asciiTheme="majorHAnsi" w:hAnsiTheme="majorHAnsi" w:cstheme="majorHAnsi"/>
                 <w:sz w:val="17"/>
               </w:rPr>
-              <w:t>Nosotros mantendremos el ERS con los requerimientos RF-001 a RF-026 y los requerimientos no funcionales, y marcaremos cuáles quedan y cuáles salen. Para los que quedan describiremos actores, secuencia, excepciones y criterio de aceptación; para los que salen dejaremos escrito el motivo.</w:t>
+              <w:t>Mantendremos el ERS con los requerimientos RF-001 a RF-026 y los requerimientos no funcionales, y marcaremos cuáles quedan y cuáles salen. Para los que quedan describiremos actores, secuencia, excepciones y criterio de aceptación; para los que salen dejaremos escrito el motivo.</w:t>
             </w:r>
           </w:p>
         </w:tc>
@@ -8784,7 +8784,6 @@
                 <w:b/>
                 <w:sz w:val="17"/>
               </w:rPr>
-              <w:lastRenderedPageBreak/>
               <w:t>Propósito</w:t>
             </w:r>
           </w:p>
@@ -8871,7 +8870,7 @@
                 <w:rFonts w:asciiTheme="majorHAnsi" w:hAnsiTheme="majorHAnsi" w:cstheme="majorHAnsi"/>
                 <w:sz w:val="17"/>
               </w:rPr>
-              <w:t>Nosotros modelaremos en pgModeler las entidades que quedan: perfiles de usuario enlazados a Supabase Auth (con intentos_login_fallidos y bloqueado_hasta), productores, productos, categorías, regiones y comunas, pedidos, ítems, payments, payouts (con datos bancarios cifrados), calificaciones, amonestaciones, lista de palabras prohibidas y delivery_tracking con código de verificación. Dejamos fuera las tablas de historial de precios, alertas de stock y evidencias fotográficas.</w:t>
+              <w:t>Modelaremos en pgModeler las entidades que quedan: perfiles de usuario enlazados a Supabase Auth (con intentos_login_fallidos y bloqueado_hasta), productores (con rut_oficial y codigo_comercio_mall), productos, categorías, regiones y comunas, pedidos, ítems, payments, calificaciones, amonestaciones, lista de palabras prohibadas y delivery_tracking con código de verificación. La tabla payouts desaparece porque la dispersión la realiza la pasarela. Dejamos fuera las tablas de historial de precios, alertas de stock y evidencias fotográficas.</w:t>
             </w:r>
           </w:p>
         </w:tc>
@@ -8965,6 +8964,7 @@
                 <w:b/>
                 <w:sz w:val="17"/>
               </w:rPr>
+              <w:lastRenderedPageBreak/>
               <w:t>Responsable principal</w:t>
             </w:r>
           </w:p>
@@ -9291,7 +9291,7 @@
                 <w:rFonts w:asciiTheme="majorHAnsi" w:hAnsiTheme="majorHAnsi" w:cstheme="majorHAnsi"/>
                 <w:sz w:val="17"/>
               </w:rPr>
-              <w:t>Evaluaremos ALTER TABLE frente a un esquema nuevo según cuántas tablas cambien, y cuidaremos la concurrencia de stock y la idempotencia de pagos (UNIQUE en buy_order y token_ws).</w:t>
+              <w:t>Evaluaremos ALTER TABLE frente a un esquema nuevo según cuántas tablas cambien, y cuidaremos la concurrencia de stock y la idempotencia de pagos (UNIQUE en buy_order y token_ws). El campo codigo_comercio_mall no lleva restricción UNIQUE en el MVP, para poder simular ventas de varios productores con los dos códigos estáticos del Sandbox de Transbank.</w:t>
             </w:r>
           </w:p>
         </w:tc>
@@ -9510,7 +9510,7 @@
                 <w:rFonts w:asciiTheme="majorHAnsi" w:hAnsiTheme="majorHAnsi" w:cstheme="majorHAnsi"/>
                 <w:sz w:val="17"/>
               </w:rPr>
-              <w:t>Nosotros documentaremos la arquitectura Opción A y la proyección Opción B, con diagramas de componentes, despliegue y secuencia (checkout, delivery, moderación y payout). Decidiremos qué consultas van directo a PostgREST y cuáles pasan por FastAPI, y dejaremos escrito qué hace Supabase Auth.</w:t>
+              <w:t>Documentaremos la arquitectura Opción A y la proyección Opción B, con diagramas de componentes, despliegue y secuencia (checkout, delivery, moderación y liquidación vía pasarela). Decidiremos qué consultas van directo a PostgREST y cuáles pasan por FastAPI, y dejaremos escrito qué hace Supabase Auth.</w:t>
             </w:r>
           </w:p>
         </w:tc>
@@ -10149,7 +10149,7 @@
                 <w:rFonts w:asciiTheme="majorHAnsi" w:hAnsiTheme="majorHAnsi" w:cstheme="majorHAnsi"/>
                 <w:sz w:val="17"/>
               </w:rPr>
-              <w:t>Nosotros elaboraremos mockups para catálogo, carrito, checkout, registro y login, panel vendedor, panel de administración (aprobación de productores, sanciones y pagos) y seguimiento de delivery con código de verificación.</w:t>
+              <w:t>Elaboraremos mockups para catálogo, carrito, checkout, registro y login, panel vendedor, panel de administración (aprobación de productores, sanciones y pagos) y seguimiento de delivery con código de verificación.</w:t>
             </w:r>
           </w:p>
         </w:tc>
@@ -10363,7 +10363,6 @@
                 <w:b/>
                 <w:sz w:val="17"/>
               </w:rPr>
-              <w:lastRenderedPageBreak/>
               <w:t>Dependencias</w:t>
             </w:r>
           </w:p>
@@ -10587,6 +10586,7 @@
         <w:rPr>
           <w:rFonts w:cstheme="majorHAnsi"/>
         </w:rPr>
+        <w:lastRenderedPageBreak/>
         <w:t>2.5 - Diseño de pruebas, calidad y costos</w:t>
       </w:r>
     </w:p>
@@ -10789,7 +10789,7 @@
                 <w:rFonts w:asciiTheme="majorHAnsi" w:hAnsiTheme="majorHAnsi" w:cstheme="majorHAnsi"/>
                 <w:sz w:val="17"/>
               </w:rPr>
-              <w:t>Nosotros estableceremos casos unitarios, de integración REST y E2E, con validaciones de pagos, payouts y reglas de negocio, y armaremos el Plan de Calidad y de Costos. La Opción A (MVP) cuesta cerca de USD 12 por el dominio, apoyada en créditos GCP y planes gratuitos. La Opción B (producción) se estima en USD 100 a 120 al mes más comisiones, y la presentaremos solo como proyección.</w:t>
+              <w:t>Estableceremos casos unitarios, de integración REST y E2E, con validaciones de pagos y reglas de negocio, y armaremos el Plan de Calidad y de Costos. La Opción A (MVP) cuesta cerca de USD 12 por el dominio, apoyada en créditos GCP y planes gratuitos. La Opción B (producción) se estima en USD 100 a 120 al mes más comisiones, y la presentaremos solo como proyección.</w:t>
             </w:r>
           </w:p>
         </w:tc>
@@ -11209,7 +11209,7 @@
                 <w:rFonts w:asciiTheme="majorHAnsi" w:hAnsiTheme="majorHAnsi" w:cstheme="majorHAnsi"/>
                 <w:sz w:val="17"/>
               </w:rPr>
-              <w:t>Priorizaremos checkout, autenticación, permisos por rol, payouts, cobertura regional y código de entrega.</w:t>
+              <w:t>Priorizaremos checkout, autenticación, permisos por rol, cobertura regional y código de entrega.</w:t>
             </w:r>
           </w:p>
         </w:tc>
@@ -11428,7 +11428,7 @@
                 <w:rFonts w:asciiTheme="majorHAnsi" w:hAnsiTheme="majorHAnsi" w:cstheme="majorHAnsi"/>
                 <w:sz w:val="17"/>
               </w:rPr>
-              <w:t>Nosotros configuraremos FastAPI con estructura por servicios, validación mínima con Pydantic, manejo de errores, logging y configuración para Docker. FastAPI solo tendrá lo que necesita lógica propia: bloqueo de cuenta, pagos y payouts, cobertura regional, sanciones y correos de negocio. Las consultas simples irán directo a PostgREST.</w:t>
+              <w:t>Configuraremos FastAPI con estructura por servicios, validación mínima con Pydantic, manejo de errores, logging y configuración para Docker. FastAPI solo tendrá lo que necesita lógica propia: bloqueo de cuenta, pagos con Webpay Mall, cobertura regional, sanciones y correos de negocio. Las consultas simples irán directo a PostgREST.</w:t>
             </w:r>
           </w:p>
         </w:tc>
@@ -12041,7 +12041,6 @@
                 <w:b/>
                 <w:sz w:val="17"/>
               </w:rPr>
-              <w:lastRenderedPageBreak/>
               <w:t>Qué haremos</w:t>
             </w:r>
           </w:p>
@@ -12068,7 +12067,7 @@
                 <w:rFonts w:asciiTheme="majorHAnsi" w:hAnsiTheme="majorHAnsi" w:cstheme="majorHAnsi"/>
                 <w:sz w:val="17"/>
               </w:rPr>
-              <w:t>Nosotros usaremos Supabase Auth (GoTrue) para registro, login, refresh de sesión, recuperación y cambio de contraseña (RF-001, RF-020, RF-023 y RF-024), y aprovecharemos su límite nativo de intentos contra fuerza bruta. FastAPI solo agregará el bloqueo de cuenta durante 15 minutos tras 5 intentos fallidos, usando intentos_login_fallidos y bloqueado_hasta. Los roles serán Cliente, Vendedor y Administrador, y no habrá auto-registro como Administrador.</w:t>
+              <w:t>Usaremos Supabase Auth (GoTrue) para registro, login, refresh de sesión, recuperación y cambio de contraseña (RF-001, RF-020, RF-023 y RF-024), y aprovecharemos su límite nativo de intentos contra fuerza bruta. FastAPI solo agregará el bloqueo de cuenta durante 15 minutos tras 5 intentos fallidos, usando intentos_login_fallidos y bloqueado_hasta. Los roles serán Cliente, Vendedor y Administrador, y no habrá auto-registro como Administrador.</w:t>
             </w:r>
           </w:p>
         </w:tc>
@@ -12222,6 +12221,7 @@
                 <w:b/>
                 <w:sz w:val="17"/>
               </w:rPr>
+              <w:lastRenderedPageBreak/>
               <w:t>Trabajo compartido</w:t>
             </w:r>
           </w:p>
@@ -12707,7 +12707,7 @@
                 <w:rFonts w:asciiTheme="majorHAnsi" w:hAnsiTheme="majorHAnsi" w:cstheme="majorHAnsi"/>
                 <w:sz w:val="17"/>
               </w:rPr>
-              <w:t>Nosotros definiremos qué consultas van directo a PostgREST (listados, catálogo, CRUD simples) y cuáles a FastAPI, y desarrollaremos lo necesario para catálogo, carrito, pedidos, productos, stock y usuarios (RF-002, RF-003, RF-004 y RF-017). Categorías, regiones y comunas quedan como consultas para los combobox (RF-018). Revisaremos de nuevo las políticas RLS ya creadas en Supabase para que cada rol vea solo lo suyo. Las eliminaciones serán lógicas y la activación de la cuenta de un productor será un paso manual del administrador.</w:t>
+              <w:t>Definiremos qué consultas van directo a PostgREST (listados, catálogo, CRUD simples) y cuáles a FastAPI, y desarrollaremos lo necesario para catálogo, carrito, pedidos, productos, stock y usuarios (RF-002, RF-003, RF-004 y RF-017). Categorías, regiones y comunas quedan como consultas para los combobox (RF-018). Revisaremos de nuevo las políticas RLS ya creadas en Supabase para que cada rol vea solo lo suyo. Las eliminaciones serán lógicas y la activación de la cuenta de un productor será un paso manual del administrador.</w:t>
             </w:r>
           </w:p>
         </w:tc>
@@ -13144,7 +13144,7 @@
         <w:rPr>
           <w:rFonts w:cstheme="majorHAnsi"/>
         </w:rPr>
-        <w:t>3.4 - Pagos en custodia, payouts y Webpay Plus</w:t>
+        <w:t>3.4 - Pagos con Webpay Mall (Split Payment)</w:t>
       </w:r>
     </w:p>
     <w:tbl>
@@ -13286,7 +13286,7 @@
                 <w:rFonts w:asciiTheme="majorHAnsi" w:hAnsiTheme="majorHAnsi" w:cstheme="majorHAnsi"/>
                 <w:sz w:val="17"/>
               </w:rPr>
-              <w:t>Reemplazar la confirmación simulada por un flujo real en modo de prueba, con la venta retenida por CuTuCo hasta la entrega.</w:t>
+              <w:t>Reemplazar la confirmación simulada por un flujo real con Webpay Mall, donde la pasarela captura y dispersa el pago en tiempo real sin custodia de fondos.</w:t>
             </w:r>
           </w:p>
         </w:tc>
@@ -13320,7 +13320,6 @@
                 <w:b/>
                 <w:sz w:val="17"/>
               </w:rPr>
-              <w:lastRenderedPageBreak/>
               <w:t>Qué haremos</w:t>
             </w:r>
           </w:p>
@@ -13347,7 +13346,7 @@
                 <w:rFonts w:asciiTheme="majorHAnsi" w:hAnsiTheme="majorHAnsi" w:cstheme="majorHAnsi"/>
                 <w:sz w:val="17"/>
               </w:rPr>
-              <w:t>Nosotros integraremos Webpay Plus normal (no Diferido ni Mall) en modo de prueba: create -&gt; redirección -&gt; token_ws -&gt; commit, guardando cada pago en payments con idempotencia por buy_order y token_ws (RF-005). CuTuCo retiene el 100% de la venta y, una vez entregado el pedido, el administrador ejecuta un payout manual simulado al vendedor, descontando el fee base de 5% y la tarifa fija de delivery de 3.500 CLP (RF-014; el fee se revisará según el flujo de caja). Para eso agregaremos la tabla payouts y pediremos al vendedor banco, tipo y número de cuenta, que guardaremos cifrados. Los reembolsos posventa usarán el mismo mecanismo.</w:t>
+              <w:t>Integraremos Webpay Mall (Split Payment) de Transbank en ambiente de integración: create -&gt; redirección -&gt; token_ws -&gt; commit, guardando cada pago en payments con idempotencia por buy_order y token_ws (RF-005). La pasarela captura y dispersa el pago en tiempo real y Transbank deposita directo en la cuenta bancaria del comercio: CuTuCo no retiene saldos ni ejecuta payouts. Los descuentos de la liquidación (fee base de 5% y tarifa fija de delivery de 3.500 CLP, RF-014; el fee se revisará según el flujo de caja) se aplican en el Split Payment. La cuenta bancaria de destino se inscribe en Transbank y se valida con el certificado de titularidad bancaria; los datos bancarios que se almacenan se guardan cifrados. Los reembolsos posventa se gestionan con la pasarela.</w:t>
             </w:r>
           </w:p>
         </w:tc>
@@ -13621,6 +13620,7 @@
                 <w:b/>
                 <w:sz w:val="17"/>
               </w:rPr>
+              <w:lastRenderedPageBreak/>
               <w:t>Producto / salida</w:t>
             </w:r>
           </w:p>
@@ -13647,7 +13647,7 @@
                 <w:rFonts w:asciiTheme="majorHAnsi" w:hAnsiTheme="majorHAnsi" w:cstheme="majorHAnsi"/>
                 <w:sz w:val="17"/>
               </w:rPr>
-              <w:t>Flujo Webpay Plus Test, tablas payments y payouts, y datos bancarios cifrados.</w:t>
+              <w:t>Flujo Webpay Mall (Split Payment), tabla payments, tabla productores con rut_oficial y codigo_comercio_mall, y datos bancarios cifrados.</w:t>
             </w:r>
           </w:p>
         </w:tc>
@@ -13707,7 +13707,7 @@
                 <w:rFonts w:asciiTheme="majorHAnsi" w:hAnsiTheme="majorHAnsi" w:cstheme="majorHAnsi"/>
                 <w:sz w:val="17"/>
               </w:rPr>
-              <w:t>Una compra de prueba crea, valida y registra el pago sin duplicar la orden, queda retenida y, tras la entrega, se registra el payout (o el reembolso) con el descuento calculado.</w:t>
+              <w:t>Una compra de prueba crea, valida y registra el pago sin duplicar la orden, y la pasarela ejecuta la dispersión (Split Payment) con el descuento calculado; si corresponde, el reembolso queda registrado.</w:t>
             </w:r>
           </w:p>
         </w:tc>
@@ -13767,7 +13767,7 @@
                 <w:rFonts w:asciiTheme="majorHAnsi" w:hAnsiTheme="majorHAnsi" w:cstheme="majorHAnsi"/>
                 <w:sz w:val="17"/>
               </w:rPr>
-              <w:t>Protegeremos credenciales y trataremos fallos de retorno/commit como escenarios controlados. Evaluamos la Ley Fintech y la descartamos: apunta a activos financieros y criptoactivos.</w:t>
+              <w:t>Protegeremos credenciales y trataremos fallos de retorno/commit como escenarios controlados. Al no custodiar fondos, CuTuCo elimina la responsabilidad legal de custodia de dinero de terceros. Evaluamos la Ley Fintech y la descartamos: apunta a activos financieros y criptoactivos.</w:t>
             </w:r>
           </w:p>
         </w:tc>
@@ -13986,7 +13986,7 @@
                 <w:rFonts w:asciiTheme="majorHAnsi" w:hAnsiTheme="majorHAnsi" w:cstheme="majorHAnsi"/>
                 <w:sz w:val="17"/>
               </w:rPr>
-              <w:t>Nosotros implementaremos calificaciones simples de 1 a 5 que se promedian por vendedor (RF-006), un código de verificación que valida la entrega y reemplaza las dos fotos de evidencia (RF-007), y sanciones manuales: conteo de amonestaciones con su duración, suspensión y un botón de Ban Permanente (RF-026). La moderación usará una lista de palabras prohibidas revisada con el operador LIKE; el administrador decide qué hacer con cada coincidencia. No habrá score 40/40/20, pausa automática ni sello “Cosecha del día”.</w:t>
+              <w:t>Implementaremos calificaciones simples de 1 a 5 que se promedian por vendedor (RF-006), un código de verificación que valida la entrega y reemplaza las dos fotos de evidencia (RF-007), y sanciones manuales: conteo de amonestaciones con su duración, suspensión y un botón de Ban Permanente (RF-026). La moderación usará una lista de palabras prohibidas revisada con el operador LIKE; el administrador decide qué hacer con cada coincidencia. No habrá score 40/40/20, pausa automática ni sello “Cosecha del día”.</w:t>
             </w:r>
           </w:p>
         </w:tc>
@@ -14625,7 +14625,7 @@
                 <w:rFonts w:asciiTheme="majorHAnsi" w:hAnsiTheme="majorHAnsi" w:cstheme="majorHAnsi"/>
                 <w:sz w:val="17"/>
               </w:rPr>
-              <w:t>Nosotros implementaremos la restricción de venta por región, que compara la región del productor con la del cliente sin usar geolocalización (RF-009); los estados de delivery Preparación -&gt; En Tránsito -&gt; Entregado con código de verificación (RF-025); los correos (RF-012); y los datos del panel administrativo (RF-011). Los correos de autenticación (bienvenida, verificación y recuperar contraseña) saldrán por el SMTP de Resend configurado en Supabase Auth, y los de negocio (pago retenido, aprobación de productor, payout y reembolso) por la API de Resend.</w:t>
+              <w:t>Implementaremos la restricción de venta por región, que compara la región del productor con la del cliente sin usar geolocalización (RF-009); los estados de delivery Preparación -&gt; En Tránsito -&gt; Entregado con código de verificación (RF-025); los correos (RF-012); y los datos del panel administrativo (RF-011). Los correos de autenticación (bienvenida, verificación y recuperar contraseña) saldrán por el SMTP de Resend configurado en Supabase Auth, y los de negocio (confirmación de pago, aprobación o rechazo de productor y reembolso) por la API de Resend.</w:t>
             </w:r>
           </w:p>
         </w:tc>
@@ -14659,7 +14659,6 @@
                 <w:b/>
                 <w:sz w:val="17"/>
               </w:rPr>
-              <w:lastRenderedPageBreak/>
               <w:t>Planificación</w:t>
             </w:r>
           </w:p>
@@ -15063,6 +15062,7 @@
         <w:rPr>
           <w:rFonts w:cstheme="majorHAnsi"/>
         </w:rPr>
+        <w:lastRenderedPageBreak/>
         <w:t>3.7 - Migración y scripts de base de datos</w:t>
       </w:r>
     </w:p>
@@ -15265,7 +15265,7 @@
                 <w:rFonts w:asciiTheme="majorHAnsi" w:hAnsiTheme="majorHAnsi" w:cstheme="majorHAnsi"/>
                 <w:sz w:val="17"/>
               </w:rPr>
-              <w:t>Nosotros evaluaremos el modelo SQLite existente, decidiremos entre ALTER TABLE y un esquema nuevo, y generaremos los scripts DDL para Supabase. Incluiremos datos de prueba (regiones, comunas, categorías, usuarios por rol y productos) y las políticas RLS por tabla.</w:t>
+              <w:t>Evaluaremos el modelo SQLite existente, decidiremos entre ALTER TABLE y un esquema nuevo, y generaremos los scripts DDL para Supabase. Incluiremos datos de prueba (regiones, comunas, categorías, usuarios por rol y productos) y las políticas RLS por tabla.</w:t>
             </w:r>
           </w:p>
         </w:tc>
@@ -15685,7 +15685,7 @@
                 <w:rFonts w:asciiTheme="majorHAnsi" w:hAnsiTheme="majorHAnsi" w:cstheme="majorHAnsi"/>
                 <w:sz w:val="17"/>
               </w:rPr>
-              <w:t>Validaremos integridad referencial, restricciones UNIQUE de pagos y que no se pierdan datos al migrar.</w:t>
+              <w:t>Validaremos integridad referencial, restricciones UNIQUE de pagos (buy_order y token_ws) y que no se pierdan datos al migrar.</w:t>
             </w:r>
           </w:p>
         </w:tc>
@@ -15904,7 +15904,7 @@
                 <w:rFonts w:asciiTheme="majorHAnsi" w:hAnsiTheme="majorHAnsi" w:cstheme="majorHAnsi"/>
                 <w:sz w:val="17"/>
               </w:rPr>
-              <w:t>Nosotros prepararemos estructura de proyecto, rutas, componentes base, manejo de estados, Vuelidate para formularios y la conexión con Supabase y con la API de FastAPI.</w:t>
+              <w:t>Prepararemos estructura de proyecto, rutas, componentes base, manejo de estados, Vuelidate para formularios y la conexión con Supabase y con la API de FastAPI.</w:t>
             </w:r>
           </w:p>
         </w:tc>
@@ -16457,7 +16457,6 @@
                 <w:b/>
                 <w:sz w:val="17"/>
               </w:rPr>
-              <w:lastRenderedPageBreak/>
               <w:t>Propósito</w:t>
             </w:r>
           </w:p>
@@ -16544,7 +16543,7 @@
                 <w:rFonts w:asciiTheme="majorHAnsi" w:hAnsiTheme="majorHAnsi" w:cstheme="majorHAnsi"/>
                 <w:sz w:val="17"/>
               </w:rPr>
-              <w:t>Nosotros implementaremos exploración sin login, buscador, ficha de producto, carrito con ajuste de unidades y total, registro e inicio de sesión de cliente, recuperación y cambio de contraseña, perfil e historial de compras (RF-002, RF-020, RF-022, RF-023 y RF-024). No incluiremos historial de precios ni geolocalización de productores.</w:t>
+              <w:t>Implementaremos exploración sin login, buscador, ficha de producto, carrito con ajuste de unidades y total, registro e inicio de sesión de cliente, recuperación y cambio de contraseña, perfil e historial de compras (RF-002, RF-020, RF-022, RF-023 y RF-024). No incluiremos historial de precios ni geolocalización de productores.</w:t>
             </w:r>
           </w:p>
         </w:tc>
@@ -16878,6 +16877,7 @@
                 <w:b/>
                 <w:sz w:val="17"/>
               </w:rPr>
+              <w:lastRenderedPageBreak/>
               <w:t>Criterio de aceptación</w:t>
             </w:r>
           </w:p>
@@ -17183,7 +17183,7 @@
                 <w:rFonts w:asciiTheme="majorHAnsi" w:hAnsiTheme="majorHAnsi" w:cstheme="majorHAnsi"/>
                 <w:sz w:val="17"/>
               </w:rPr>
-              <w:t>Nosotros implementaremos el registro de vendedor (datos personales, de tienda, región y datos bancarios para los payouts, sin pedir carnet), productos con foto tomada con la cámara, modificación de stock, pedidos recibidos, cambio de estado de delivery con ingreso del código de verificación y registro de ventas (RF-003 y RF-021). No habrá umbral ni alertas de stock bajo.</w:t>
+              <w:t>Implementaremos el registro de vendedor (datos personales, de tienda, región, datos bancarios de destino para Transbank y documentos de verificación KYB: cédula o E-RUT, Certificado de Inicio de Actividades del SII, certificado de titularidad bancaria y comprobante de domicilio o predio), productos con foto tomada con la cámara, modificación de stock, pedidos recibidos, cambio de estado de delivery con ingreso del código de verificación y registro de ventas (RF-003 y RF-021). No habrá umbral ni alertas de stock bajo.</w:t>
             </w:r>
           </w:p>
         </w:tc>
@@ -17543,7 +17543,7 @@
                 <w:rFonts w:asciiTheme="majorHAnsi" w:hAnsiTheme="majorHAnsi" w:cstheme="majorHAnsi"/>
                 <w:sz w:val="17"/>
               </w:rPr>
-              <w:t>El vendedor puede actualizar productos y stock, registrar su cuenta bancaria y gestionar sus pedidos dentro de sus permisos.</w:t>
+              <w:t>El vendedor puede actualizar productos y stock, registrar su cuenta bancaria de destino y gestionar sus pedidos dentro de sus permisos.</w:t>
             </w:r>
           </w:p>
         </w:tc>
@@ -17822,7 +17822,7 @@
                 <w:rFonts w:asciiTheme="majorHAnsi" w:hAnsiTheme="majorHAnsi" w:cstheme="majorHAnsi"/>
                 <w:sz w:val="17"/>
               </w:rPr>
-              <w:t>Nosotros construiremos el CRUD de usuarios y productos, la aprobación de productores (el administrador revisa sus antecedentes antes de activar la cuenta), la moderación con lista de palabras prohibidas, las sanciones (amonestar, suspender o Ban Permanente) y la aprobación de payouts y reembolsos (RF-004, RF-011 y RF-026). El dashboard queda reducido a esas acciones; ventas por región y ticket promedio no se incluyen en esta versión.</w:t>
+              <w:t>Construiremos el CRUD de usuarios y productos, la aprobación de productores (el administrador revisa la documentación KYB y, al aprobar, ingresa el Código de Comercio Mall obligatorio; se crea la ficha en productores con rut_oficial y codigo_comercio_mall y el usuario es promovido a rol vendedor), la moderación con lista de palabras prohibadas, las sanciones (amonestar, suspender o Ban Permanente) y la gestión de reembolsos (RF-004, RF-011 y RF-026). El dashboard queda reducido a esas acciones; ventas por región y ticket promedio no se incluyen en esta versión.</w:t>
             </w:r>
           </w:p>
         </w:tc>
@@ -18036,7 +18036,6 @@
                 <w:b/>
                 <w:sz w:val="17"/>
               </w:rPr>
-              <w:lastRenderedPageBreak/>
               <w:t>Dependencias</w:t>
             </w:r>
           </w:p>
@@ -18183,7 +18182,7 @@
                 <w:rFonts w:asciiTheme="majorHAnsi" w:hAnsiTheme="majorHAnsi" w:cstheme="majorHAnsi"/>
                 <w:sz w:val="17"/>
               </w:rPr>
-              <w:t>El administrador puede aprobar productores, aplicar sanciones y aprobar pagos desde el panel, y solo él accede a esas rutas.</w:t>
+              <w:t>El administrador puede aprobar productores, aplicar sanciones y gestionar reembolsos desde el panel, y solo él accede a esas rutas.</w:t>
             </w:r>
           </w:p>
         </w:tc>
@@ -18436,6 +18435,7 @@
                 <w:b/>
                 <w:sz w:val="17"/>
               </w:rPr>
+              <w:lastRenderedPageBreak/>
               <w:t>Qué haremos</w:t>
             </w:r>
           </w:p>
@@ -18462,7 +18462,7 @@
                 <w:rFonts w:asciiTheme="majorHAnsi" w:hAnsiTheme="majorHAnsi" w:cstheme="majorHAnsi"/>
                 <w:sz w:val="17"/>
               </w:rPr>
-              <w:t>Nosotros conectaremos el checkout con Webpay (redirección y retorno), el seguimiento web del pedido con los estados Preparación, En Tránsito y Entregado, el código de verificación y la calificación de 1 a 5 que deja el cliente al recibir. No habrá mapa ni GPS en tiempo real.</w:t>
+              <w:t>Conectaremos el checkout con Webpay Mall (redirección y retorno), el seguimiento web del pedido con los estados Preparación, En Tránsito y Entregado, el código de verificación y la calificación de 1 a 5 que deja el cliente al recibir. No habrá mapa ni GPS en tiempo real.</w:t>
             </w:r>
           </w:p>
         </w:tc>
@@ -19101,7 +19101,7 @@
                 <w:rFonts w:asciiTheme="majorHAnsi" w:hAnsiTheme="majorHAnsi" w:cstheme="majorHAnsi"/>
                 <w:sz w:val="17"/>
               </w:rPr>
-              <w:t>Nosotros unificaremos las llamadas a Supabase y a FastAPI, los estados de carga/error, las validaciones de formularios con Vuelidate y los mensajes de usuario. La validación principal queda en el frontend; en el backend dejamos validación mínima con Pydantic y las restricciones de la base de datos.</w:t>
+              <w:t>Unificaremos las llamadas a Supabase y a FastAPI, los estados de carga/error, las validaciones de formularios con Vuelidate y los mensajes de usuario. La validación principal queda en el frontend; en el backend dejamos validación mínima con Pydantic y las restricciones de la base de datos.</w:t>
             </w:r>
           </w:p>
         </w:tc>
@@ -19740,7 +19740,7 @@
                 <w:rFonts w:asciiTheme="majorHAnsi" w:hAnsiTheme="majorHAnsi" w:cstheme="majorHAnsi"/>
                 <w:sz w:val="17"/>
               </w:rPr>
-              <w:t>Nosotros configuraremos tablas, índices, restricciones, políticas RLS, Supabase Auth (incluido el SMTP de Resend) y los buckets de Storage para las fotos de productos.</w:t>
+              <w:t>Configuraremos tablas, índices, restricciones, políticas RLS, Supabase Auth (incluido el SMTP de Resend) y los buckets de Storage para las fotos de productos.</w:t>
             </w:r>
           </w:p>
         </w:tc>
@@ -19774,7 +19774,6 @@
                 <w:b/>
                 <w:sz w:val="17"/>
               </w:rPr>
-              <w:lastRenderedPageBreak/>
               <w:t>Planificación</w:t>
             </w:r>
           </w:p>
@@ -20178,6 +20177,7 @@
         <w:rPr>
           <w:rFonts w:cstheme="majorHAnsi"/>
         </w:rPr>
+        <w:lastRenderedPageBreak/>
         <w:t>5.2 - Docker y Cloud Run</w:t>
       </w:r>
     </w:p>
@@ -20380,7 +20380,7 @@
                 <w:rFonts w:asciiTheme="majorHAnsi" w:hAnsiTheme="majorHAnsi" w:cstheme="majorHAnsi"/>
                 <w:sz w:val="17"/>
               </w:rPr>
-              <w:t>Nosotros construiremos la imagen Docker y desplegaremos FastAPI en Cloud Run us-central1 según Opción A (512 MiB, mínimo 0 y máximo 5 instancias).</w:t>
+              <w:t>Construiremos la imagen Docker y desplegaremos FastAPI en Cloud Run us-central1 según Opción A (512 MiB, mínimo 0 y máximo 5 instancias).</w:t>
             </w:r>
           </w:p>
         </w:tc>
@@ -21019,7 +21019,7 @@
                 <w:rFonts w:asciiTheme="majorHAnsi" w:hAnsiTheme="majorHAnsi" w:cstheme="majorHAnsi"/>
                 <w:sz w:val="17"/>
               </w:rPr>
-              <w:t>Nosotros configuraremos build, variables de entorno y despliegue desde el repositorio.</w:t>
+              <w:t>Configuraremos build, variables de entorno y despliegue desde el repositorio.</w:t>
             </w:r>
           </w:p>
         </w:tc>
@@ -21572,7 +21572,6 @@
                 <w:b/>
                 <w:sz w:val="17"/>
               </w:rPr>
-              <w:lastRenderedPageBreak/>
               <w:t>Propósito</w:t>
             </w:r>
           </w:p>
@@ -21659,7 +21658,7 @@
                 <w:rFonts w:asciiTheme="majorHAnsi" w:hAnsiTheme="majorHAnsi" w:cstheme="majorHAnsi"/>
                 <w:sz w:val="17"/>
               </w:rPr>
-              <w:t>Nosotros gestionaremos las credenciales de Webpay, la API key de Resend, la clave con que ciframos los datos bancarios y otras variables protegidas mediante GCP Secret Manager/env vars.</w:t>
+              <w:t>Gestionaremos las credenciales de Webpay Mall, la API key de Resend, la clave con que ciframos los datos bancarios y otras variables protegidas mediante GCP Secret Manager/env vars.</w:t>
             </w:r>
           </w:p>
         </w:tc>
@@ -22096,6 +22095,7 @@
         <w:rPr>
           <w:rFonts w:cstheme="majorHAnsi"/>
         </w:rPr>
+        <w:lastRenderedPageBreak/>
         <w:t>5.5 - GitHub Actions y despliegue</w:t>
       </w:r>
     </w:p>
@@ -22298,7 +22298,7 @@
                 <w:rFonts w:asciiTheme="majorHAnsi" w:hAnsiTheme="majorHAnsi" w:cstheme="majorHAnsi"/>
                 <w:sz w:val="17"/>
               </w:rPr>
-              <w:t>Nosotros configuraremos lint, tests, build y publicación hacia los entornos definidos.</w:t>
+              <w:t>Configuraremos lint, tests, build y publicación hacia los entornos definidos.</w:t>
             </w:r>
           </w:p>
         </w:tc>
@@ -22937,7 +22937,7 @@
                 <w:rFonts w:asciiTheme="majorHAnsi" w:hAnsiTheme="majorHAnsi" w:cstheme="majorHAnsi"/>
                 <w:sz w:val="17"/>
               </w:rPr>
-              <w:t>Nosotros cubriremos validadores, reglas de negocio (cobertura regional, bloqueo de cuenta, cálculo de fee y payout, promedio de calificaciones y código de entrega), autenticación, pagos simulados y componentes importantes del frontend.</w:t>
+              <w:t>Cubriremos validadores, reglas de negocio (cobertura regional, bloqueo de cuenta, cálculo de fee y tarifa, promedio de calificaciones y código de entrega), autenticación, pagos y componentes importantes del frontend.</w:t>
             </w:r>
           </w:p>
         </w:tc>
@@ -23357,7 +23357,7 @@
                 <w:rFonts w:asciiTheme="majorHAnsi" w:hAnsiTheme="majorHAnsi" w:cstheme="majorHAnsi"/>
                 <w:sz w:val="17"/>
               </w:rPr>
-              <w:t>Priorizaremos reglas de pagos, payouts, sanciones y permisos.</w:t>
+              <w:t>Priorizaremos reglas de pagos, sanciones y permisos.</w:t>
             </w:r>
           </w:p>
         </w:tc>
@@ -23374,7 +23374,6 @@
         <w:rPr>
           <w:rFonts w:cstheme="majorHAnsi"/>
         </w:rPr>
-        <w:lastRenderedPageBreak/>
         <w:t>6.2 - Pruebas de integración API</w:t>
       </w:r>
     </w:p>
@@ -23577,7 +23576,7 @@
                 <w:rFonts w:asciiTheme="majorHAnsi" w:hAnsiTheme="majorHAnsi" w:cstheme="majorHAnsi"/>
                 <w:sz w:val="17"/>
               </w:rPr>
-              <w:t>Nosotros probaremos endpoints de FastAPI, consultas a PostgREST con sus políticas RLS, persistencia, reglas de autorización y escenarios de error.</w:t>
+              <w:t>Probaremos endpoints de FastAPI, consultas a PostgREST con sus políticas RLS, persistencia, reglas de autorización y escenarios de error.</w:t>
             </w:r>
           </w:p>
         </w:tc>
@@ -24014,6 +24013,7 @@
         <w:rPr>
           <w:rFonts w:cstheme="majorHAnsi"/>
         </w:rPr>
+        <w:lastRenderedPageBreak/>
         <w:t>6.3 - Pruebas E2E de flujos críticos</w:t>
       </w:r>
     </w:p>
@@ -24216,7 +24216,7 @@
                 <w:rFonts w:asciiTheme="majorHAnsi" w:hAnsiTheme="majorHAnsi" w:cstheme="majorHAnsi"/>
                 <w:sz w:val="17"/>
               </w:rPr>
-              <w:t>Nosotros ejecutaremos el flujo completo: invitado navega -&gt; login en checkout -&gt; pago con Webpay -&gt; pedido retenido -&gt; preparación y tránsito -&gt; código de entrega -&gt; calificación -&gt; payout aprobado por el administrador. También probaremos el registro y aprobación de un productor y las sanciones.</w:t>
+              <w:t>Ejecutaremos el flujo completo: invitado navega -&gt; login en checkout -&gt; pago con Webpay Mall -&gt; dispersión (Split Payment) -&gt; preparación y tránsito -&gt; código de entrega -&gt; calificación -&gt; reembolso gestionado por el administrador cuando corresponda. También probaremos el registro y aprobación de un productor y las sanciones.</w:t>
             </w:r>
           </w:p>
         </w:tc>
@@ -24855,7 +24855,7 @@
                 <w:rFonts w:asciiTheme="majorHAnsi" w:hAnsiTheme="majorHAnsi" w:cstheme="majorHAnsi"/>
                 <w:sz w:val="17"/>
               </w:rPr>
-              <w:t>Nosotros compararemos lo construido con los 21 requerimientos que quedan, la EDT y los hitos, y revisaremos que no haya funciones de las descartadas (por ejemplo historial de precios o alertas de stock) sin un cambio registrado.</w:t>
+              <w:t>Compararemos lo construido con los 21 requerimientos que quedan, la EDT y los hitos, y revisaremos que no haya funciones de las descartadas (por ejemplo historial de precios o alertas de stock) sin un cambio registrado.</w:t>
             </w:r>
           </w:p>
         </w:tc>
@@ -25249,7 +25249,6 @@
                 <w:b/>
                 <w:sz w:val="17"/>
               </w:rPr>
-              <w:lastRenderedPageBreak/>
               <w:t>Control y riesgo</w:t>
             </w:r>
           </w:p>
@@ -25495,7 +25494,7 @@
                 <w:rFonts w:asciiTheme="majorHAnsi" w:hAnsiTheme="majorHAnsi" w:cstheme="majorHAnsi"/>
                 <w:sz w:val="17"/>
               </w:rPr>
-              <w:t>Nosotros desplegaremos frontend, backend y base de datos y ejecutaremos una ronda de smoke tests.</w:t>
+              <w:t>Desplegaremos frontend, backend y base de datos y ejecutaremos una ronda de smoke tests.</w:t>
             </w:r>
           </w:p>
         </w:tc>
@@ -25889,6 +25888,7 @@
                 <w:b/>
                 <w:sz w:val="17"/>
               </w:rPr>
+              <w:lastRenderedPageBreak/>
               <w:t>Control y riesgo</w:t>
             </w:r>
           </w:p>
@@ -26134,7 +26134,7 @@
                 <w:rFonts w:asciiTheme="majorHAnsi" w:hAnsiTheme="majorHAnsi" w:cstheme="majorHAnsi"/>
                 <w:sz w:val="17"/>
               </w:rPr>
-              <w:t>Nosotros elaboraremos el manual de usuario (cliente y vendedor), el manual de administrador y el plan de implantación, soporte y mantenimiento.</w:t>
+              <w:t>Elaboraremos el manual de usuario (cliente y vendedor), el manual de administrador y el plan de implantación, soporte y mantenimiento.</w:t>
             </w:r>
           </w:p>
         </w:tc>
@@ -26773,7 +26773,7 @@
                 <w:rFonts w:asciiTheme="majorHAnsi" w:hAnsiTheme="majorHAnsi" w:cstheme="majorHAnsi"/>
                 <w:sz w:val="17"/>
               </w:rPr>
-              <w:t>Nosotros prepararemos el Plan de Pruebas Final con sus resultados, el Reporte de Estatus Final, las decisiones, los pendientes y la entrega.</w:t>
+              <w:t>Prepararemos el Plan de Pruebas Final con sus resultados, el Reporte de Estatus Final, las decisiones, los pendientes y la entrega.</w:t>
             </w:r>
           </w:p>
         </w:tc>
@@ -27047,7 +27047,6 @@
                 <w:b/>
                 <w:sz w:val="17"/>
               </w:rPr>
-              <w:lastRenderedPageBreak/>
               <w:t>Producto / salida</w:t>
             </w:r>
           </w:p>
@@ -27578,7 +27577,7 @@
                 <w:rFonts w:asciiTheme="majorHAnsi" w:hAnsiTheme="majorHAnsi" w:cstheme="majorHAnsi"/>
                 <w:sz w:val="17"/>
               </w:rPr>
-              <w:t>API FastAPI, consultas PostgREST con RLS, BD y scripts, autenticación, pagos y payouts, calificaciones, sanciones, código de entrega y cobertura regional</w:t>
+              <w:t>API FastAPI, consultas PostgREST con RLS, BD y scripts, autenticación, pagos con Webpay Mall, calificaciones, sanciones, código de entrega y cobertura regional</w:t>
             </w:r>
           </w:p>
         </w:tc>
@@ -27781,6 +27780,7 @@
                 <w:b/>
                 <w:sz w:val="17"/>
               </w:rPr>
+              <w:lastRenderedPageBreak/>
               <w:t>6.0 Pruebas y cierre</w:t>
             </w:r>
           </w:p>
@@ -28003,7 +28003,7 @@
         <w:rPr>
           <w:rFonts w:asciiTheme="majorHAnsi" w:hAnsiTheme="majorHAnsi" w:cstheme="majorHAnsi"/>
         </w:rPr>
-        <w:t>Nosotros mantendremos una regla simple: toda solicitud que no esté representada en la EDT o en el alcance oficial se registrará como cambio. Antes de incorporarla, revisaremos tiempo disponible, dependencias técnicas, riesgo, impacto en pruebas y valor para el usuario. Si la solicitud compromete un hito o una funcionalidad oficial, priorizaremos el alcance original y dejaremos la nueva función fuera del MVP académico. Los requerimientos que salieron en la revisión (RF-008, RF-010, RF-013, RF-015 y RF-016) siguen fuera mientras no exista un cambio aprobado por los dos.</w:t>
+        <w:t>Mantendremos una regla simple: toda solicitud que no esté representada en la EDT o en el alcance oficial se registrará como cambio. Antes de incorporarla, revisaremos tiempo disponible, dependencias técnicas, riesgo, impacto en pruebas y valor para el usuario. Si la solicitud compromete un hito o una funcionalidad oficial, priorizaremos el alcance original y dejaremos la nueva función fuera del MVP académico. Los requerimientos que salieron en la revisión (RF-008, RF-010, RF-013, RF-015 y RF-016) siguen fuera mientras no exista un cambio aprobado por los dos.</w:t>
       </w:r>
     </w:p>
     <w:p>
@@ -28030,14 +28030,7 @@
         <w:rPr>
           <w:rFonts w:asciiTheme="majorHAnsi" w:hAnsiTheme="majorHAnsi" w:cstheme="majorHAnsi"/>
         </w:rPr>
-        <w:t xml:space="preserve">Nosotros diseñamos esta EDT considerando que CuTuCo no parte desde cero. Reutilizaremos la base funcional del MVP, pero el esfuerzo principal del Capstone estará en la reingeniería hacia una arquitectura desacoplada, la migración de SQLite a PostgreSQL, la integración de pagos y la validación de flujos completos. Recortamos el alcance después de revisar los 26 requerimientos porque somos dos personas y 13 semanas: preferimos terminar bien lo que queda que dejar a medias lo que sale. La EDT nos permite ver las dependencias antes de programar, repartir el trabajo sin perder coordinación y mantener el foco en los hitos que condicionan la entrega final.arquitectura desacoplada, la migración de SQLite a PostgreSQL, la integración de pagos y la validación de flujos completos. Como somos dos personas, la EDT nos permite visualizar dependencias antes de </w:t>
-      </w:r>
-      <w:r>
-        <w:rPr>
-          <w:rFonts w:asciiTheme="majorHAnsi" w:hAnsiTheme="majorHAnsi" w:cstheme="majorHAnsi"/>
-        </w:rPr>
-        <w:lastRenderedPageBreak/>
-        <w:t>programar, repartir el trabajo sin perder coordinación y mantener el foco en los hitos que realmente condicionan la entrega final.</w:t>
+        <w:t>Diseñamos esta EDT considerando que CuTuCo no parte desde cero. Reutilizaremos la base funcional del MVP, pero el esfuerzo principal del Capstone estará en la reingeniería hacia una arquitectura desacoplada, la migración de SQLite a PostgreSQL, la integración de Webpay Mall y la validación de flujos completos. Recortamos el alcance después de revisar los 26 requerimientos porque somos dos personas y 13 semanas: preferimos terminar bien lo que queda que dejar a medias lo que sale. La EDT nos permite ver las dependencias antes de programar, repartir el trabajo sin perder coordinación y mantener el foco en los hitos que condicionan la entrega final.arquitectura desacoplada, la migración de SQLite a PostgreSQL, la integración de Webpay Mall y la validación de flujos completos. Como somos dos personas, la EDT nos permite visualizar dependencias antes de programar, repartir el trabajo sin perder coordinación y mantener el foco en los hitos que realmente condicionan la entrega final.</w:t>
       </w:r>
     </w:p>
     <w:p>
